--- a/Docker/EITN/EITN_Setup_Guide.docx
+++ b/Docker/EITN/EITN_Setup_Guide.docx
@@ -156,7 +156,7 @@
           </w:tcPr>
           <w:p>
             <w:r>
-              <w:t>NEURON 8.2.6, TVB 2.10, mpi4py</w:t>
+              <w:t>NEURON 8.2.6, mpi4py</w:t>
             </w:r>
           </w:p>
         </w:tc>
@@ -198,7 +198,7 @@
           </w:tcPr>
           <w:p>
             <w:r>
-              <w:t>BSB 7.6, NEURON 9.0, TVB 2.10, mpi4py</w:t>
+              <w:t>BSB (next branch), NEST 3.8, JupyterLab, cerebellar-models, mpi4py</w:t>
             </w:r>
           </w:p>
         </w:tc>
@@ -208,7 +208,7 @@
           </w:tcPr>
           <w:p>
             <w:r>
-              <w:t>BSB + NEURON workflows</w:t>
+              <w:t>BSB + NEST + cerebellar-models workflows</w:t>
             </w:r>
           </w:p>
         </w:tc>
@@ -240,7 +240,7 @@
           </w:tcPr>
           <w:p>
             <w:r>
-              <w:t>BSB 7.6, NEST 3.8, TVB 2.10, JupyterLab, cerebellar-models</w:t>
+              <w:t>BSB, NEST 3.8, JupyterLab, cerebellar-models, mpi4py</w:t>
             </w:r>
           </w:p>
         </w:tc>
@@ -395,7 +395,7 @@
     </w:p>
     <w:p>
       <w:r>
-        <w:t>A pre-built image is provided as eitn-devenv.tar.gz (~1.4 GB). This skips the build step entirely.</w:t>
+        <w:t>A pre-built image is provided as eitn-devenv.tar.gz (~1.2 GB). This skips the build step entirely.</w:t>
       </w:r>
     </w:p>
     <w:p>
@@ -479,7 +479,7 @@
         <w:pStyle w:val="Heading2"/>
       </w:pPr>
       <w:r>
-        <w:t>nrn — NEURON 8.2.6 + TVB</w:t>
+        <w:t>nrn — NEURON 8.2.6</w:t>
       </w:r>
     </w:p>
     <w:p>
@@ -551,28 +551,6 @@
           </w:tcPr>
           <w:p>
             <w:r>
-              <w:t>TVB (tvb-library + tvb-contrib)</w:t>
-            </w:r>
-          </w:p>
-        </w:tc>
-        <w:tc>
-          <w:tcPr>
-            <w:tcW w:type="dxa" w:w="4320"/>
-          </w:tcPr>
-          <w:p>
-            <w:r>
-              <w:t>2.10.0</w:t>
-            </w:r>
-          </w:p>
-        </w:tc>
-      </w:tr>
-      <w:tr>
-        <w:tc>
-          <w:tcPr>
-            <w:tcW w:type="dxa" w:w="4320"/>
-          </w:tcPr>
-          <w:p>
-            <w:r>
               <w:t>mpi4py</w:t>
             </w:r>
           </w:p>
@@ -588,6 +566,24 @@
           </w:p>
         </w:tc>
       </w:tr>
+      <w:tr>
+        <w:tc>
+          <w:tcPr>
+            <w:tcW w:type="dxa" w:w="4320"/>
+          </w:tcPr>
+          <w:p>
+            <w:r/>
+          </w:p>
+        </w:tc>
+        <w:tc>
+          <w:tcPr>
+            <w:tcW w:type="dxa" w:w="4320"/>
+          </w:tcPr>
+          <w:p>
+            <w:r/>
+          </w:p>
+        </w:tc>
+      </w:tr>
     </w:tbl>
     <w:p/>
     <w:p>
@@ -595,7 +591,7 @@
         <w:pStyle w:val="Heading2"/>
       </w:pPr>
       <w:r>
-        <w:t>bsb — BSB + NEURON 9.x + TVB</w:t>
+        <w:t>bsb — BSB (next) + NEST 3.8 + Jupyter + cerebellar-models</w:t>
       </w:r>
     </w:p>
     <w:p>
@@ -655,7 +651,7 @@
           </w:tcPr>
           <w:p>
             <w:r>
-              <w:t>7.6.0</w:t>
+              <w:t>next branch</w:t>
             </w:r>
           </w:p>
         </w:tc>
@@ -667,7 +663,7 @@
           </w:tcPr>
           <w:p>
             <w:r>
-              <w:t>NEURON</w:t>
+              <w:t>NEST simulator</w:t>
             </w:r>
           </w:p>
         </w:tc>
@@ -677,7 +673,7 @@
           </w:tcPr>
           <w:p>
             <w:r>
-              <w:t>9.0.2</w:t>
+              <w:t>3.8.0</w:t>
             </w:r>
           </w:p>
         </w:tc>
@@ -689,7 +685,7 @@
           </w:tcPr>
           <w:p>
             <w:r>
-              <w:t>TVB (tvb-library + tvb-contrib)</w:t>
+              <w:t>JupyterLab</w:t>
             </w:r>
           </w:p>
         </w:tc>
@@ -699,7 +695,7 @@
           </w:tcPr>
           <w:p>
             <w:r>
-              <w:t>2.10.0</w:t>
+              <w:t>4.6.3</w:t>
             </w:r>
           </w:p>
         </w:tc>
@@ -711,7 +707,7 @@
           </w:tcPr>
           <w:p>
             <w:r>
-              <w:t>mpi4py</w:t>
+              <w:t>cerebellar-models</w:t>
             </w:r>
           </w:p>
         </w:tc>
@@ -721,7 +717,7 @@
           </w:tcPr>
           <w:p>
             <w:r>
-              <w:t>4.1.2</w:t>
+              <w:t>latest</w:t>
             </w:r>
           </w:p>
         </w:tc>
@@ -733,7 +729,7 @@
         <w:pStyle w:val="Heading2"/>
       </w:pPr>
       <w:r>
-        <w:t>mfm — BSB + NEST 3.8 + TVB + Jupyter + cerebellar-models</w:t>
+        <w:t>mfm — BSB + NEST 3.8 + Jupyter + cerebellar-models</w:t>
       </w:r>
     </w:p>
     <w:p>
@@ -827,28 +823,6 @@
           </w:tcPr>
           <w:p>
             <w:r>
-              <w:t>TVB (tvb-library + tvb-contrib)</w:t>
-            </w:r>
-          </w:p>
-        </w:tc>
-        <w:tc>
-          <w:tcPr>
-            <w:tcW w:type="dxa" w:w="4320"/>
-          </w:tcPr>
-          <w:p>
-            <w:r>
-              <w:t>2.10.0</w:t>
-            </w:r>
-          </w:p>
-        </w:tc>
-      </w:tr>
-      <w:tr>
-        <w:tc>
-          <w:tcPr>
-            <w:tcW w:type="dxa" w:w="4320"/>
-          </w:tcPr>
-          <w:p>
-            <w:r>
               <w:t>JupyterLab</w:t>
             </w:r>
           </w:p>
@@ -908,11 +882,29 @@
           </w:p>
         </w:tc>
       </w:tr>
+      <w:tr>
+        <w:tc>
+          <w:tcPr>
+            <w:tcW w:type="dxa" w:w="4320"/>
+          </w:tcPr>
+          <w:p>
+            <w:r/>
+          </w:p>
+        </w:tc>
+        <w:tc>
+          <w:tcPr>
+            <w:tcW w:type="dxa" w:w="4320"/>
+          </w:tcPr>
+          <w:p>
+            <w:r/>
+          </w:p>
+        </w:tc>
+      </w:tr>
     </w:tbl>
     <w:p/>
     <w:p>
       <w:r>
-        <w:t>To start JupyterLab from the mfm environment:</w:t>
+        <w:t>To start JupyterLab (available in both bsb and mfm):</w:t>
       </w:r>
     </w:p>
     <w:p>
@@ -933,7 +925,10 @@
     </w:p>
     <w:p>
       <w:r>
-        <w:t>Then open http://localhost:8080 in your browser and paste the token shown in the terminal.</w:t>
+        <w:rPr>
+          <w:sz w:val="22"/>
+        </w:rPr>
+        <w:t>Then open http://localhost:8080 in your browser. Copy the full URL with the token from the terminal output (it looks like http://localhost:8080/?token=abc123...). JupyterLab requires this token to authenticate — do not change the port, as 8080 is the one forwarded by Docker.</w:t>
       </w:r>
     </w:p>
     <w:p>

--- a/Docker/EITN/EITN_Setup_Guide.docx
+++ b/Docker/EITN/EITN_Setup_Guide.docx
@@ -1,1243 +1,1243 @@
 
 <file path=word/document.xml><?xml version="1.0" encoding="utf-8"?>
-<w:document xmlns:wpc="http://schemas.microsoft.com/office/word/2010/wordprocessingCanvas" xmlns:mo="http://schemas.microsoft.com/office/mac/office/2008/main" xmlns:mc="http://schemas.openxmlformats.org/markup-compatibility/2006" xmlns:mv="urn:schemas-microsoft-com:mac:vml" xmlns:o="urn:schemas-microsoft-com:office:office" xmlns:r="http://schemas.openxmlformats.org/officeDocument/2006/relationships" xmlns:m="http://schemas.openxmlformats.org/officeDocument/2006/math" xmlns:v="urn:schemas-microsoft-com:vml" xmlns:wp14="http://schemas.microsoft.com/office/word/2010/wordprocessingDrawing" xmlns:wp="http://schemas.openxmlformats.org/drawingml/2006/wordprocessingDrawing" xmlns:w10="urn:schemas-microsoft-com:office:word" xmlns:w="http://schemas.openxmlformats.org/wordprocessingml/2006/main" xmlns:w14="http://schemas.microsoft.com/office/word/2010/wordml" xmlns:wpg="http://schemas.microsoft.com/office/word/2010/wordprocessingGroup" xmlns:wpi="http://schemas.microsoft.com/office/word/2010/wordprocessingInk" xmlns:wne="http://schemas.microsoft.com/office/word/2006/wordml" xmlns:wps="http://schemas.microsoft.com/office/word/2010/wordprocessingShape" mc:Ignorable="w14 wp14">
-  <w:body>
-    <w:p/>
-    <w:p/>
-    <w:p/>
-    <w:p/>
-    <w:p/>
-    <w:p/>
-    <w:p>
-      <w:pPr>
-        <w:jc w:val="center"/>
-      </w:pPr>
-      <w:r>
-        <w:rPr>
-          <w:b/>
-          <w:color w:val="1A568E"/>
-          <w:sz w:val="52"/>
-        </w:rPr>
-        <w:t>EITN Development Environment</w:t>
-      </w:r>
-    </w:p>
-    <w:p>
-      <w:pPr>
-        <w:jc w:val="center"/>
-      </w:pPr>
-      <w:r>
-        <w:rPr>
-          <w:sz w:val="32"/>
-        </w:rPr>
-        <w:t>Installation and Setup Guide</w:t>
-      </w:r>
-    </w:p>
-    <w:p/>
-    <w:p>
-      <w:pPr>
-        <w:jc w:val="center"/>
-      </w:pPr>
-      <w:r>
-        <w:t>for macOS and Windows users</w:t>
-      </w:r>
-    </w:p>
-    <w:p>
-      <w:pPr>
-        <w:jc w:val="center"/>
-      </w:pPr>
-      <w:r>
-        <w:rPr>
-          <w:sz w:val="24"/>
-        </w:rPr>
-        <w:t>University of Pavia</w:t>
-      </w:r>
-    </w:p>
-    <w:p>
-      <w:r>
-        <w:br w:type="page"/>
-      </w:r>
-    </w:p>
-    <w:p>
-      <w:pPr>
-        <w:pStyle w:val="Heading1"/>
-      </w:pPr>
-      <w:r>
-        <w:t>1. Overview</w:t>
-      </w:r>
-    </w:p>
-    <w:p>
-      <w:r>
-        <w:t>The EITN environment is a Docker-based Ubuntu 24.04 container pre-configured with neuroscience simulation tools. It runs identically on macOS, Windows, and Linux.</w:t>
-      </w:r>
-    </w:p>
-    <w:p>
-      <w:r>
-        <w:t>The environment includes three Python virtual environments, each tailored to a different simulation workflow:</w:t>
-      </w:r>
-    </w:p>
-    <w:tbl>
-      <w:tblPr>
-        <w:tblStyle w:val="LightShading-Accent1"/>
-        <w:tblW w:type="auto" w:w="0"/>
-        <w:tblLook w:firstColumn="1" w:firstRow="1" w:lastColumn="0" w:lastRow="0" w:noHBand="0" w:noVBand="1" w:val="04A0"/>
-      </w:tblPr>
-      <w:tblGrid>
-        <w:gridCol w:w="2160"/>
-        <w:gridCol w:w="2160"/>
-        <w:gridCol w:w="2160"/>
-        <w:gridCol w:w="2160"/>
-      </w:tblGrid>
-      <w:tr>
-        <w:tc>
-          <w:tcPr>
-            <w:tcW w:type="dxa" w:w="2160"/>
-          </w:tcPr>
-          <w:p>
-            <w:r>
-              <w:t>Environment</w:t>
-            </w:r>
-          </w:p>
-        </w:tc>
-        <w:tc>
-          <w:tcPr>
-            <w:tcW w:type="dxa" w:w="2160"/>
-          </w:tcPr>
-          <w:p>
-            <w:r>
-              <w:t>Activate with</w:t>
-            </w:r>
-          </w:p>
-        </w:tc>
-        <w:tc>
-          <w:tcPr>
-            <w:tcW w:type="dxa" w:w="2160"/>
-          </w:tcPr>
-          <w:p>
-            <w:r>
-              <w:t>Main packages</w:t>
-            </w:r>
-          </w:p>
-        </w:tc>
-        <w:tc>
-          <w:tcPr>
-            <w:tcW w:type="dxa" w:w="2160"/>
-          </w:tcPr>
-          <w:p>
-            <w:r>
-              <w:t>Use case</w:t>
-            </w:r>
-          </w:p>
-        </w:tc>
-      </w:tr>
-      <w:tr>
-        <w:tc>
-          <w:tcPr>
-            <w:tcW w:type="dxa" w:w="2160"/>
-          </w:tcPr>
-          <w:p>
-            <w:r>
-              <w:t>nrn (default)</w:t>
-            </w:r>
-          </w:p>
-        </w:tc>
-        <w:tc>
-          <w:tcPr>
-            <w:tcW w:type="dxa" w:w="2160"/>
-          </w:tcPr>
-          <w:p>
-            <w:r>
-              <w:t>use-nrn</w:t>
-            </w:r>
-          </w:p>
-        </w:tc>
-        <w:tc>
-          <w:tcPr>
-            <w:tcW w:type="dxa" w:w="2160"/>
-          </w:tcPr>
-          <w:p>
-            <w:r>
-              <w:t>NEURON 8.2.6, mpi4py</w:t>
-            </w:r>
-          </w:p>
-        </w:tc>
-        <w:tc>
-          <w:tcPr>
-            <w:tcW w:type="dxa" w:w="2160"/>
-          </w:tcPr>
-          <w:p>
-            <w:r>
-              <w:t>NEURON simulations</w:t>
-            </w:r>
-          </w:p>
-        </w:tc>
-      </w:tr>
-      <w:tr>
-        <w:tc>
-          <w:tcPr>
-            <w:tcW w:type="dxa" w:w="2160"/>
-          </w:tcPr>
-          <w:p>
-            <w:r>
-              <w:t>bsb</w:t>
-            </w:r>
-          </w:p>
-        </w:tc>
-        <w:tc>
-          <w:tcPr>
-            <w:tcW w:type="dxa" w:w="2160"/>
-          </w:tcPr>
-          <w:p>
-            <w:r>
-              <w:t>use-bsb</w:t>
-            </w:r>
-          </w:p>
-        </w:tc>
-        <w:tc>
-          <w:tcPr>
-            <w:tcW w:type="dxa" w:w="2160"/>
-          </w:tcPr>
-          <w:p>
-            <w:r>
-              <w:t>BSB (next branch), NEST 3.8, JupyterLab, cerebellar-models, mpi4py</w:t>
-            </w:r>
-          </w:p>
-        </w:tc>
-        <w:tc>
-          <w:tcPr>
-            <w:tcW w:type="dxa" w:w="2160"/>
-          </w:tcPr>
-          <w:p>
-            <w:r>
-              <w:t>BSB + NEST + cerebellar-models workflows</w:t>
-            </w:r>
-          </w:p>
-        </w:tc>
-      </w:tr>
-      <w:tr>
-        <w:tc>
-          <w:tcPr>
-            <w:tcW w:type="dxa" w:w="2160"/>
-          </w:tcPr>
-          <w:p>
-            <w:r>
-              <w:t>mfm</w:t>
-            </w:r>
-          </w:p>
-        </w:tc>
-        <w:tc>
-          <w:tcPr>
-            <w:tcW w:type="dxa" w:w="2160"/>
-          </w:tcPr>
-          <w:p>
-            <w:r>
-              <w:t>use-mfm</w:t>
-            </w:r>
-          </w:p>
-        </w:tc>
-        <w:tc>
-          <w:tcPr>
-            <w:tcW w:type="dxa" w:w="2160"/>
-          </w:tcPr>
-          <w:p>
-            <w:r>
-              <w:t>BSB, NEST 3.8, JupyterLab, cerebellar-models, mpi4py</w:t>
-            </w:r>
-          </w:p>
-        </w:tc>
-        <w:tc>
-          <w:tcPr>
-            <w:tcW w:type="dxa" w:w="2160"/>
-          </w:tcPr>
-          <w:p>
-            <w:r>
-              <w:t>Mean-field / cerebellar models with NEST</w:t>
-            </w:r>
-          </w:p>
-        </w:tc>
-      </w:tr>
-    </w:tbl>
-    <w:p/>
-    <w:p>
-      <w:r>
-        <w:t>The workspace/ folder is shared between your computer and the container — files you save there persist across container restarts and rebuilds.</w:t>
-      </w:r>
-    </w:p>
-    <w:p>
-      <w:pPr>
-        <w:pStyle w:val="Heading1"/>
-      </w:pPr>
-      <w:r>
-        <w:t>2. Installing Docker Desktop</w:t>
-      </w:r>
-    </w:p>
-    <w:p>
-      <w:pPr>
-        <w:pStyle w:val="Heading2"/>
-      </w:pPr>
-      <w:r>
-        <w:t>System requirements</w:t>
-      </w:r>
-    </w:p>
-    <w:p>
-      <w:r>
-        <w:t>macOS 12+ or Windows 10 (21H2+) / Windows 11. At least 4 GB RAM (8 GB recommended) and 10 GB free disk space. On Windows, hardware virtualization must be enabled in BIOS (usually on by default).</w:t>
-      </w:r>
-    </w:p>
-    <w:p>
-      <w:pPr>
-        <w:pStyle w:val="Heading2"/>
-      </w:pPr>
-      <w:r>
-        <w:t>macOS</w:t>
-      </w:r>
-    </w:p>
-    <w:p>
-      <w:r>
-        <w:t>Download Docker Desktop from https://www.docker.com/products/docker-desktop/ — choose "Mac with Apple chip" or "Mac with Intel chip" as appropriate. Open the .dmg and drag Docker to Applications. Launch it and wait for the engine to start (the menu bar icon stops animating).</w:t>
-      </w:r>
-    </w:p>
-    <w:p>
-      <w:pPr>
-        <w:pStyle w:val="Heading2"/>
-      </w:pPr>
-      <w:r>
-        <w:t>Windows</w:t>
-      </w:r>
-    </w:p>
-    <w:p>
-      <w:r>
-        <w:t>Download Docker Desktop from https://www.docker.com/products/docker-desktop/. Run the installer and ensure "Use WSL 2 instead of Hyper-V" is checked. If WSL 2 is not installed, open PowerShell as Administrator and run:</w:t>
-      </w:r>
-    </w:p>
-    <w:p>
-      <w:pPr>
-        <w:pStyle w:val="CodeBlock"/>
-      </w:pPr>
-      <w:r>
-        <w:t>wsl --install</w:t>
-      </w:r>
-    </w:p>
-    <w:p>
-      <w:r>
-        <w:t>Restart your computer, then launch Docker Desktop from the Start menu.</w:t>
-      </w:r>
-    </w:p>
-    <w:p>
-      <w:pPr>
-        <w:pStyle w:val="Heading2"/>
-      </w:pPr>
-      <w:r>
-        <w:t>Verify</w:t>
-      </w:r>
-    </w:p>
-    <w:p>
-      <w:r>
-        <w:t>Open a terminal (Terminal on macOS, PowerShell on Windows) and run:</w:t>
-      </w:r>
-    </w:p>
-    <w:p>
-      <w:pPr>
-        <w:pStyle w:val="CodeBlock"/>
-      </w:pPr>
-      <w:r>
-        <w:t>docker --version</w:t>
-      </w:r>
-    </w:p>
-    <w:p>
-      <w:r>
-        <w:rPr>
-          <w:b/>
-          <w:color w:val="CC6600"/>
-        </w:rPr>
-        <w:t xml:space="preserve">Note: </w:t>
-      </w:r>
-      <w:r>
-        <w:t>Docker Desktop must be running whenever you use the environment. Enable auto-start in Docker Desktop &gt; Settings &gt; General.</w:t>
-      </w:r>
-    </w:p>
-    <w:p>
-      <w:pPr>
-        <w:pStyle w:val="Heading1"/>
-      </w:pPr>
-      <w:r>
-        <w:t>3. Setting Up the Environment</w:t>
-      </w:r>
-    </w:p>
-    <w:p>
-      <w:r>
-        <w:t>Copy the EITN folder to a convenient location (e.g. your home folder). Open a terminal in that folder:</w:t>
-      </w:r>
-    </w:p>
-    <w:p>
-      <w:pPr>
-        <w:pStyle w:val="ListBullet"/>
-      </w:pPr>
-      <w:r>
-        <w:t>macOS: open Terminal, type cd, drag the EITN folder into the window, press Enter.</w:t>
-      </w:r>
-    </w:p>
-    <w:p>
-      <w:pPr>
-        <w:pStyle w:val="ListBullet"/>
-      </w:pPr>
-      <w:r>
-        <w:t>Windows: open the EITN folder in Explorer, click the address bar, type powershell, press Enter.</w:t>
-      </w:r>
-    </w:p>
-    <w:p/>
-    <w:p>
-      <w:pPr>
-        <w:pStyle w:val="Heading2"/>
-      </w:pPr>
-      <w:r>
-        <w:t>Option A: Load the pre-built image (recommended)</w:t>
-      </w:r>
-    </w:p>
-    <w:p>
-      <w:r>
-        <w:t>A pre-built image is provided as eitn-devenv.tar.gz (~1.2 GB). This skips the build step entirely.</w:t>
-      </w:r>
-    </w:p>
-    <w:p>
-      <w:pPr>
-        <w:pStyle w:val="CodeBlock"/>
-      </w:pPr>
-      <w:r>
-        <w:t>docker load -i eitn-devenv.tar.gz</w:t>
-      </w:r>
-    </w:p>
-    <w:p>
-      <w:pPr>
-        <w:pStyle w:val="Heading2"/>
-      </w:pPr>
-      <w:r>
-        <w:t>Option B: Build from source</w:t>
-      </w:r>
-    </w:p>
-    <w:p>
-      <w:r>
-        <w:t>If you prefer to build the image yourself (or if the .tar.gz file is not available), run the following command. This takes 15–30 minutes:</w:t>
-      </w:r>
-    </w:p>
-    <w:p>
-      <w:pPr>
-        <w:pStyle w:val="CodeBlock"/>
-      </w:pPr>
-      <w:r>
-        <w:t>docker compose build</w:t>
-      </w:r>
-    </w:p>
-    <w:p>
-      <w:pPr>
-        <w:pStyle w:val="Heading2"/>
-      </w:pPr>
-      <w:r>
-        <w:t>Start and connect</w:t>
-      </w:r>
-    </w:p>
-    <w:p>
-      <w:r>
-        <w:t>After either option, start the container and open a shell:</w:t>
-      </w:r>
-    </w:p>
-    <w:p>
-      <w:pPr>
-        <w:pStyle w:val="CodeBlock"/>
-      </w:pPr>
-      <w:r>
-        <w:t>docker compose up -d</w:t>
-      </w:r>
-    </w:p>
-    <w:p>
-      <w:pPr>
-        <w:pStyle w:val="CodeBlock"/>
-      </w:pPr>
-      <w:r>
-        <w:t>docker exec -it eitn-devenv bash</w:t>
-      </w:r>
-    </w:p>
-    <w:p>
-      <w:r>
-        <w:t>You are now inside the container as user "dev" in the /workspace directory. Files in /workspace are shared with the workspace/ folder on your computer.</w:t>
-      </w:r>
-    </w:p>
-    <w:p>
-      <w:pPr>
-        <w:pStyle w:val="Heading1"/>
-      </w:pPr>
-      <w:r>
-        <w:t>4. Virtual Environments</w:t>
-      </w:r>
-    </w:p>
-    <w:p>
-      <w:r>
-        <w:t>On login the nrn environment is active by default. Switch environments by typing the corresponding alias:</w:t>
-      </w:r>
-    </w:p>
-    <w:p>
-      <w:pPr>
-        <w:pStyle w:val="Heading2"/>
-      </w:pPr>
-      <w:r>
-        <w:t>nrn — NEURON 8.2.6</w:t>
-      </w:r>
-    </w:p>
-    <w:p>
-      <w:pPr>
-        <w:pStyle w:val="CodeBlock"/>
-      </w:pPr>
-      <w:r>
-        <w:t>use-nrn</w:t>
-      </w:r>
-    </w:p>
-    <w:tbl>
-      <w:tblPr>
-        <w:tblStyle w:val="LightShading-Accent1"/>
-        <w:tblW w:type="auto" w:w="0"/>
-        <w:tblLook w:firstColumn="1" w:firstRow="1" w:lastColumn="0" w:lastRow="0" w:noHBand="0" w:noVBand="1" w:val="04A0"/>
-      </w:tblPr>
-      <w:tblGrid>
-        <w:gridCol w:w="4320"/>
-        <w:gridCol w:w="4320"/>
-      </w:tblGrid>
-      <w:tr>
-        <w:tc>
-          <w:tcPr>
-            <w:tcW w:type="dxa" w:w="4320"/>
-          </w:tcPr>
-          <w:p>
-            <w:r>
-              <w:t>Package</w:t>
-            </w:r>
-          </w:p>
-        </w:tc>
-        <w:tc>
-          <w:tcPr>
-            <w:tcW w:type="dxa" w:w="4320"/>
-          </w:tcPr>
-          <w:p>
-            <w:r>
-              <w:t>Version</w:t>
-            </w:r>
-          </w:p>
-        </w:tc>
-      </w:tr>
-      <w:tr>
-        <w:tc>
-          <w:tcPr>
-            <w:tcW w:type="dxa" w:w="4320"/>
-          </w:tcPr>
-          <w:p>
-            <w:r>
-              <w:t>NEURON</w:t>
-            </w:r>
-          </w:p>
-        </w:tc>
-        <w:tc>
-          <w:tcPr>
-            <w:tcW w:type="dxa" w:w="4320"/>
-          </w:tcPr>
-          <w:p>
-            <w:r>
-              <w:t>8.2.6</w:t>
-            </w:r>
-          </w:p>
-        </w:tc>
-      </w:tr>
-      <w:tr>
-        <w:tc>
-          <w:tcPr>
-            <w:tcW w:type="dxa" w:w="4320"/>
-          </w:tcPr>
-          <w:p>
-            <w:r>
-              <w:t>mpi4py</w:t>
-            </w:r>
-          </w:p>
-        </w:tc>
-        <w:tc>
-          <w:tcPr>
-            <w:tcW w:type="dxa" w:w="4320"/>
-          </w:tcPr>
-          <w:p>
-            <w:r>
-              <w:t>4.1.2</w:t>
-            </w:r>
-          </w:p>
-        </w:tc>
-      </w:tr>
-      <w:tr>
-        <w:tc>
-          <w:tcPr>
-            <w:tcW w:type="dxa" w:w="4320"/>
-          </w:tcPr>
-          <w:p>
-            <w:r/>
-          </w:p>
-        </w:tc>
-        <w:tc>
-          <w:tcPr>
-            <w:tcW w:type="dxa" w:w="4320"/>
-          </w:tcPr>
-          <w:p>
-            <w:r/>
-          </w:p>
-        </w:tc>
-      </w:tr>
-    </w:tbl>
-    <w:p/>
-    <w:p>
-      <w:pPr>
-        <w:pStyle w:val="Heading2"/>
-      </w:pPr>
-      <w:r>
-        <w:t>bsb — BSB (next) + NEST 3.8 + Jupyter + cerebellar-models</w:t>
-      </w:r>
-    </w:p>
-    <w:p>
-      <w:pPr>
-        <w:pStyle w:val="CodeBlock"/>
-      </w:pPr>
-      <w:r>
-        <w:t>use-bsb</w:t>
-      </w:r>
-    </w:p>
-    <w:tbl>
-      <w:tblPr>
-        <w:tblStyle w:val="LightShading-Accent1"/>
-        <w:tblW w:type="auto" w:w="0"/>
-        <w:tblLook w:firstColumn="1" w:firstRow="1" w:lastColumn="0" w:lastRow="0" w:noHBand="0" w:noVBand="1" w:val="04A0"/>
-      </w:tblPr>
-      <w:tblGrid>
-        <w:gridCol w:w="4320"/>
-        <w:gridCol w:w="4320"/>
-      </w:tblGrid>
-      <w:tr>
-        <w:tc>
-          <w:tcPr>
-            <w:tcW w:type="dxa" w:w="4320"/>
-          </w:tcPr>
-          <w:p>
-            <w:r>
-              <w:t>Package</w:t>
-            </w:r>
-          </w:p>
-        </w:tc>
-        <w:tc>
-          <w:tcPr>
-            <w:tcW w:type="dxa" w:w="4320"/>
-          </w:tcPr>
-          <w:p>
-            <w:r>
-              <w:t>Version</w:t>
-            </w:r>
-          </w:p>
-        </w:tc>
-      </w:tr>
-      <w:tr>
-        <w:tc>
-          <w:tcPr>
-            <w:tcW w:type="dxa" w:w="4320"/>
-          </w:tcPr>
-          <w:p>
-            <w:r>
-              <w:t>BSB (Brain Scaffold Builder)</w:t>
-            </w:r>
-          </w:p>
-        </w:tc>
-        <w:tc>
-          <w:tcPr>
-            <w:tcW w:type="dxa" w:w="4320"/>
-          </w:tcPr>
-          <w:p>
-            <w:r>
-              <w:t>next branch</w:t>
-            </w:r>
-          </w:p>
-        </w:tc>
-      </w:tr>
-      <w:tr>
-        <w:tc>
-          <w:tcPr>
-            <w:tcW w:type="dxa" w:w="4320"/>
-          </w:tcPr>
-          <w:p>
-            <w:r>
-              <w:t>NEST simulator</w:t>
-            </w:r>
-          </w:p>
-        </w:tc>
-        <w:tc>
-          <w:tcPr>
-            <w:tcW w:type="dxa" w:w="4320"/>
-          </w:tcPr>
-          <w:p>
-            <w:r>
-              <w:t>3.8.0</w:t>
-            </w:r>
-          </w:p>
-        </w:tc>
-      </w:tr>
-      <w:tr>
-        <w:tc>
-          <w:tcPr>
-            <w:tcW w:type="dxa" w:w="4320"/>
-          </w:tcPr>
-          <w:p>
-            <w:r>
-              <w:t>JupyterLab</w:t>
-            </w:r>
-          </w:p>
-        </w:tc>
-        <w:tc>
-          <w:tcPr>
-            <w:tcW w:type="dxa" w:w="4320"/>
-          </w:tcPr>
-          <w:p>
-            <w:r>
-              <w:t>4.6.3</w:t>
-            </w:r>
-          </w:p>
-        </w:tc>
-      </w:tr>
-      <w:tr>
-        <w:tc>
-          <w:tcPr>
-            <w:tcW w:type="dxa" w:w="4320"/>
-          </w:tcPr>
-          <w:p>
-            <w:r>
-              <w:t>cerebellar-models</w:t>
-            </w:r>
-          </w:p>
-        </w:tc>
-        <w:tc>
-          <w:tcPr>
-            <w:tcW w:type="dxa" w:w="4320"/>
-          </w:tcPr>
-          <w:p>
-            <w:r>
-              <w:t>latest</w:t>
-            </w:r>
-          </w:p>
-        </w:tc>
-      </w:tr>
-    </w:tbl>
-    <w:p/>
-    <w:p>
-      <w:pPr>
-        <w:pStyle w:val="Heading2"/>
-      </w:pPr>
-      <w:r>
-        <w:t>mfm — BSB + NEST 3.8 + Jupyter + cerebellar-models</w:t>
-      </w:r>
-    </w:p>
-    <w:p>
-      <w:pPr>
-        <w:pStyle w:val="CodeBlock"/>
-      </w:pPr>
-      <w:r>
-        <w:t>use-mfm</w:t>
-      </w:r>
-    </w:p>
-    <w:tbl>
-      <w:tblPr>
-        <w:tblStyle w:val="LightShading-Accent1"/>
-        <w:tblW w:type="auto" w:w="0"/>
-        <w:tblLook w:firstColumn="1" w:firstRow="1" w:lastColumn="0" w:lastRow="0" w:noHBand="0" w:noVBand="1" w:val="04A0"/>
-      </w:tblPr>
-      <w:tblGrid>
-        <w:gridCol w:w="4320"/>
-        <w:gridCol w:w="4320"/>
-      </w:tblGrid>
-      <w:tr>
-        <w:tc>
-          <w:tcPr>
-            <w:tcW w:type="dxa" w:w="4320"/>
-          </w:tcPr>
-          <w:p>
-            <w:r>
-              <w:t>Package</w:t>
-            </w:r>
-          </w:p>
-        </w:tc>
-        <w:tc>
-          <w:tcPr>
-            <w:tcW w:type="dxa" w:w="4320"/>
-          </w:tcPr>
-          <w:p>
-            <w:r>
-              <w:t>Version</w:t>
-            </w:r>
-          </w:p>
-        </w:tc>
-      </w:tr>
-      <w:tr>
-        <w:tc>
-          <w:tcPr>
-            <w:tcW w:type="dxa" w:w="4320"/>
-          </w:tcPr>
-          <w:p>
-            <w:r>
-              <w:t>BSB (Brain Scaffold Builder)</w:t>
-            </w:r>
-          </w:p>
-        </w:tc>
-        <w:tc>
-          <w:tcPr>
-            <w:tcW w:type="dxa" w:w="4320"/>
-          </w:tcPr>
-          <w:p>
-            <w:r>
-              <w:t>7.6.0</w:t>
-            </w:r>
-          </w:p>
-        </w:tc>
-      </w:tr>
-      <w:tr>
-        <w:tc>
-          <w:tcPr>
-            <w:tcW w:type="dxa" w:w="4320"/>
-          </w:tcPr>
-          <w:p>
-            <w:r>
-              <w:t>NEST simulator</w:t>
-            </w:r>
-          </w:p>
-        </w:tc>
-        <w:tc>
-          <w:tcPr>
-            <w:tcW w:type="dxa" w:w="4320"/>
-          </w:tcPr>
-          <w:p>
-            <w:r>
-              <w:t>3.8.0</w:t>
-            </w:r>
-          </w:p>
-        </w:tc>
-      </w:tr>
-      <w:tr>
-        <w:tc>
-          <w:tcPr>
-            <w:tcW w:type="dxa" w:w="4320"/>
-          </w:tcPr>
-          <w:p>
-            <w:r>
-              <w:t>JupyterLab</w:t>
-            </w:r>
-          </w:p>
-        </w:tc>
-        <w:tc>
-          <w:tcPr>
-            <w:tcW w:type="dxa" w:w="4320"/>
-          </w:tcPr>
-          <w:p>
-            <w:r>
-              <w:t>4.6.3</w:t>
-            </w:r>
-          </w:p>
-        </w:tc>
-      </w:tr>
-      <w:tr>
-        <w:tc>
-          <w:tcPr>
-            <w:tcW w:type="dxa" w:w="4320"/>
-          </w:tcPr>
-          <w:p>
-            <w:r>
-              <w:t>cerebellar-models (feature/auto_mfm)</w:t>
-            </w:r>
-          </w:p>
-        </w:tc>
-        <w:tc>
-          <w:tcPr>
-            <w:tcW w:type="dxa" w:w="4320"/>
-          </w:tcPr>
-          <w:p>
-            <w:r>
-              <w:t>0.12.0</w:t>
-            </w:r>
-          </w:p>
-        </w:tc>
-      </w:tr>
-      <w:tr>
-        <w:tc>
-          <w:tcPr>
-            <w:tcW w:type="dxa" w:w="4320"/>
-          </w:tcPr>
-          <w:p>
-            <w:r>
-              <w:t>mpi4py</w:t>
-            </w:r>
-          </w:p>
-        </w:tc>
-        <w:tc>
-          <w:tcPr>
-            <w:tcW w:type="dxa" w:w="4320"/>
-          </w:tcPr>
-          <w:p>
-            <w:r>
-              <w:t>4.1.2</w:t>
-            </w:r>
-          </w:p>
-        </w:tc>
-      </w:tr>
-      <w:tr>
-        <w:tc>
-          <w:tcPr>
-            <w:tcW w:type="dxa" w:w="4320"/>
-          </w:tcPr>
-          <w:p>
-            <w:r/>
-          </w:p>
-        </w:tc>
-        <w:tc>
-          <w:tcPr>
-            <w:tcW w:type="dxa" w:w="4320"/>
-          </w:tcPr>
-          <w:p>
-            <w:r/>
-          </w:p>
-        </w:tc>
-      </w:tr>
-    </w:tbl>
-    <w:p/>
-    <w:p>
-      <w:r>
-        <w:t>To start JupyterLab (available in both bsb and mfm):</w:t>
-      </w:r>
-    </w:p>
-    <w:p>
-      <w:pPr>
-        <w:pStyle w:val="CodeBlock"/>
-      </w:pPr>
-      <w:r>
-        <w:t>use-mfm</w:t>
-      </w:r>
-    </w:p>
-    <w:p>
-      <w:pPr>
-        <w:pStyle w:val="CodeBlock"/>
-      </w:pPr>
-      <w:r>
-        <w:t>jupyter lab --ip=0.0.0.0 --port=8080 --no-browser</w:t>
-      </w:r>
-    </w:p>
-    <w:p>
-      <w:r>
-        <w:rPr>
-          <w:sz w:val="22"/>
-        </w:rPr>
-        <w:t>Then open http://localhost:8080 in your browser. Copy the full URL with the token from the terminal output (it looks like http://localhost:8080/?token=abc123...). JupyterLab requires this token to authenticate — do not change the port, as 8080 is the one forwarded by Docker.</w:t>
-      </w:r>
-    </w:p>
-    <w:p>
-      <w:r>
-        <w:rPr>
-          <w:b/>
-          <w:color w:val="CC6600"/>
-        </w:rPr>
-        <w:t xml:space="preserve">Note: </w:t>
-      </w:r>
-      <w:r>
-        <w:t>Additional packages installed with pip inside a venv are lost if the container is rebuilt. To make them permanent, add them to the Dockerfile.</w:t>
-      </w:r>
-    </w:p>
-    <w:p>
-      <w:pPr>
-        <w:pStyle w:val="Heading1"/>
-      </w:pPr>
-      <w:r>
-        <w:t>5. Quick Reference</w:t>
-      </w:r>
-    </w:p>
-    <w:tbl>
-      <w:tblPr>
-        <w:tblStyle w:val="LightShading-Accent1"/>
-        <w:tblW w:type="auto" w:w="0"/>
-        <w:tblLook w:firstColumn="1" w:firstRow="1" w:lastColumn="0" w:lastRow="0" w:noHBand="0" w:noVBand="1" w:val="04A0"/>
-      </w:tblPr>
-      <w:tblGrid>
-        <w:gridCol w:w="4252"/>
-        <w:gridCol w:w="5102"/>
-      </w:tblGrid>
-      <w:tr>
-        <w:tc>
-          <w:tcPr>
-            <w:tcW w:type="dxa" w:w="4320"/>
-          </w:tcPr>
-          <w:p>
-            <w:r>
-              <w:t>Command</w:t>
-            </w:r>
-          </w:p>
-        </w:tc>
-        <w:tc>
-          <w:tcPr>
-            <w:tcW w:type="dxa" w:w="4320"/>
-          </w:tcPr>
-          <w:p>
-            <w:r>
-              <w:t>What it does</w:t>
-            </w:r>
-          </w:p>
-        </w:tc>
-      </w:tr>
-      <w:tr>
-        <w:tc>
-          <w:tcPr>
-            <w:tcW w:type="dxa" w:w="4320"/>
-          </w:tcPr>
-          <w:p>
-            <w:r>
-              <w:t>docker compose up -d</w:t>
-            </w:r>
-          </w:p>
-        </w:tc>
-        <w:tc>
-          <w:tcPr>
-            <w:tcW w:type="dxa" w:w="4320"/>
-          </w:tcPr>
-          <w:p>
-            <w:r>
-              <w:t>Start the container</w:t>
-            </w:r>
-          </w:p>
-        </w:tc>
-      </w:tr>
-      <w:tr>
-        <w:tc>
-          <w:tcPr>
-            <w:tcW w:type="dxa" w:w="4320"/>
-          </w:tcPr>
-          <w:p>
-            <w:r>
-              <w:t>docker exec -it eitn-devenv bash</w:t>
-            </w:r>
-          </w:p>
-        </w:tc>
-        <w:tc>
-          <w:tcPr>
-            <w:tcW w:type="dxa" w:w="4320"/>
-          </w:tcPr>
-          <w:p>
-            <w:r>
-              <w:t>Open a shell</w:t>
-            </w:r>
-          </w:p>
-        </w:tc>
-      </w:tr>
-      <w:tr>
-        <w:tc>
-          <w:tcPr>
-            <w:tcW w:type="dxa" w:w="4320"/>
-          </w:tcPr>
-          <w:p>
-            <w:r>
-              <w:t>docker compose stop</w:t>
-            </w:r>
-          </w:p>
-        </w:tc>
-        <w:tc>
-          <w:tcPr>
-            <w:tcW w:type="dxa" w:w="4320"/>
-          </w:tcPr>
-          <w:p>
-            <w:r>
-              <w:t>Stop (preserves data)</w:t>
-            </w:r>
-          </w:p>
-        </w:tc>
-      </w:tr>
-      <w:tr>
-        <w:tc>
-          <w:tcPr>
-            <w:tcW w:type="dxa" w:w="4320"/>
-          </w:tcPr>
-          <w:p>
-            <w:r>
-              <w:t>docker compose start</w:t>
-            </w:r>
-          </w:p>
-        </w:tc>
-        <w:tc>
-          <w:tcPr>
-            <w:tcW w:type="dxa" w:w="4320"/>
-          </w:tcPr>
-          <w:p>
-            <w:r>
-              <w:t>Restart a stopped container</w:t>
-            </w:r>
-          </w:p>
-        </w:tc>
-      </w:tr>
-      <w:tr>
-        <w:tc>
-          <w:tcPr>
-            <w:tcW w:type="dxa" w:w="4320"/>
-          </w:tcPr>
-          <w:p>
-            <w:r>
-              <w:t>docker compose down</w:t>
-            </w:r>
-          </w:p>
-        </w:tc>
-        <w:tc>
-          <w:tcPr>
-            <w:tcW w:type="dxa" w:w="4320"/>
-          </w:tcPr>
-          <w:p>
-            <w:r>
-              <w:t>Remove container (workspace kept)</w:t>
-            </w:r>
-          </w:p>
-        </w:tc>
-      </w:tr>
-      <w:tr>
-        <w:tc>
-          <w:tcPr>
-            <w:tcW w:type="dxa" w:w="4320"/>
-          </w:tcPr>
-          <w:p>
-            <w:r>
-              <w:t>docker compose build --no-cache</w:t>
-            </w:r>
-          </w:p>
-        </w:tc>
-        <w:tc>
-          <w:tcPr>
-            <w:tcW w:type="dxa" w:w="4320"/>
-          </w:tcPr>
-          <w:p>
-            <w:r>
-              <w:t>Full rebuild from scratch</w:t>
-            </w:r>
-          </w:p>
-        </w:tc>
-      </w:tr>
-      <w:tr>
-        <w:tc>
-          <w:tcPr>
-            <w:tcW w:type="dxa" w:w="4320"/>
-          </w:tcPr>
-          <w:p>
-            <w:r>
-              <w:t>exit  (or Ctrl+D)</w:t>
-            </w:r>
-          </w:p>
-        </w:tc>
-        <w:tc>
-          <w:tcPr>
-            <w:tcW w:type="dxa" w:w="4320"/>
-          </w:tcPr>
-          <w:p>
-            <w:r>
-              <w:t>Leave the shell (container keeps running)</w:t>
-            </w:r>
-          </w:p>
-        </w:tc>
-      </w:tr>
-    </w:tbl>
-    <w:p/>
-    <w:p>
-      <w:r>
-        <w:t>You can open multiple shells simultaneously — just run docker exec -it eitn-devenv bash in additional terminal windows.</w:t>
-      </w:r>
-    </w:p>
-    <w:p>
-      <w:pPr>
-        <w:pStyle w:val="Heading1"/>
-      </w:pPr>
-      <w:r>
-        <w:t>6. Troubleshooting</w:t>
-      </w:r>
-    </w:p>
-    <w:p>
-      <w:r>
-        <w:rPr>
-          <w:b/>
-        </w:rPr>
-        <w:t>"docker" not found</w:t>
-      </w:r>
-    </w:p>
-    <w:p>
-      <w:r>
-        <w:t>Make sure Docker Desktop is installed and running. On Windows, restart your terminal.</w:t>
-      </w:r>
-    </w:p>
-    <w:p>
-      <w:r>
-        <w:rPr>
-          <w:b/>
-        </w:rPr>
-        <w:t>Docker Desktop won’t start (Windows)</w:t>
-      </w:r>
-    </w:p>
-    <w:p>
-      <w:r>
-        <w:t>Verify virtualization is enabled in BIOS. Run "wsl --update" in an admin PowerShell.</w:t>
-      </w:r>
-    </w:p>
-    <w:p>
-      <w:r>
-        <w:rPr>
-          <w:b/>
-        </w:rPr>
-        <w:t>Build is slow</w:t>
-      </w:r>
-    </w:p>
-    <w:p>
-      <w:r>
-        <w:t>The first build downloads and compiles many packages (15–30 min). Subsequent builds are cached.</w:t>
-      </w:r>
-    </w:p>
-    <w:p>
-      <w:r>
-        <w:rPr>
-          <w:b/>
-        </w:rPr>
-        <w:t>Files not visible in the container</w:t>
-      </w:r>
-    </w:p>
-    <w:p>
-      <w:r>
-        <w:t>Only files in the workspace/ folder are shared. Save your work there.</w:t>
-      </w:r>
-    </w:p>
-    <w:p>
-      <w:r>
-        <w:rPr>
-          <w:b/>
-        </w:rPr>
-        <w:t>Container stopped</w:t>
-      </w:r>
-    </w:p>
-    <w:p>
-      <w:r>
-        <w:t>Run "docker compose up -d" to restart. Check logs with "docker compose logs".</w:t>
-      </w:r>
-    </w:p>
-    <w:p>
-      <w:r>
-        <w:rPr>
-          <w:b/>
-        </w:rPr>
-        <w:t>Port already in use</w:t>
-      </w:r>
-    </w:p>
-    <w:p>
-      <w:r>
-        <w:t>Edit docker-compose.yml to change the host port (e.g. "9090:8080").</w:t>
-      </w:r>
-    </w:p>
-    <w:sectPr>
-      <w:pgSz w:w="12240" w:h="15840"/>
-      <w:pgMar w:top="1440" w:right="1800" w:bottom="1440" w:left="1800" w:header="720" w:footer="720" w:gutter="0"/>
-      <w:cols w:space="720"/>
-      <w:docGrid w:linePitch="360"/>
-    </w:sectPr>
-  </w:body>
-</w:document>
+<document xmlns="http://schemas.openxmlformats.org/wordprocessingml/2006/main" xmlns:ns1="http://schemas.openxmlformats.org/markup-compatibility/2006" ns1:Ignorable="w14 wp14">
+  <body>
+    <p/>
+    <p/>
+    <p/>
+    <p/>
+    <p/>
+    <p/>
+    <p>
+      <pPr>
+        <jc val="center"/>
+      </pPr>
+      <r>
+        <rPr>
+          <b/>
+          <color val="1A568E"/>
+          <sz val="52"/>
+        </rPr>
+        <t>EITN Development Environment</t>
+      </r>
+    </p>
+    <p>
+      <pPr>
+        <jc val="center"/>
+      </pPr>
+      <r>
+        <rPr>
+          <sz val="32"/>
+        </rPr>
+        <t>Installation and Setup Guide</t>
+      </r>
+    </p>
+    <p/>
+    <p>
+      <pPr>
+        <jc val="center"/>
+      </pPr>
+      <r>
+        <t>for macOS and Windows users</t>
+      </r>
+    </p>
+    <p>
+      <pPr>
+        <jc val="center"/>
+      </pPr>
+      <r>
+        <rPr>
+          <sz val="24"/>
+        </rPr>
+        <t>University of Pavia</t>
+      </r>
+    </p>
+    <p>
+      <r>
+        <br type="page"/>
+      </r>
+    </p>
+    <p>
+      <pPr>
+        <pStyle val="Heading1"/>
+      </pPr>
+      <r>
+        <t>1. Overview</t>
+      </r>
+    </p>
+    <p>
+      <r>
+        <t>The EITN environment is a Docker-based Ubuntu 24.04 container pre-configured with neuroscience simulation tools. It runs identically on macOS, Windows, and Linux.</t>
+      </r>
+    </p>
+    <p>
+      <r>
+        <t>The environment includes three Python virtual environments, each tailored to a different simulation workflow:</t>
+      </r>
+    </p>
+    <tbl>
+      <tblPr>
+        <tblStyle val="LightShading-Accent1"/>
+        <tblW type="auto" w="0"/>
+        <tblLook firstColumn="1" firstRow="1" lastColumn="0" lastRow="0" noHBand="0" noVBand="1" val="04A0"/>
+      </tblPr>
+      <tblGrid>
+        <gridCol w="2160"/>
+        <gridCol w="2160"/>
+        <gridCol w="2160"/>
+        <gridCol w="2160"/>
+      </tblGrid>
+      <tr>
+        <tc>
+          <tcPr>
+            <tcW type="dxa" w="2160"/>
+          </tcPr>
+          <p>
+            <r>
+              <t>Environment</t>
+            </r>
+          </p>
+        </tc>
+        <tc>
+          <tcPr>
+            <tcW type="dxa" w="2160"/>
+          </tcPr>
+          <p>
+            <r>
+              <t>Activate with</t>
+            </r>
+          </p>
+        </tc>
+        <tc>
+          <tcPr>
+            <tcW type="dxa" w="2160"/>
+          </tcPr>
+          <p>
+            <r>
+              <t>Main packages</t>
+            </r>
+          </p>
+        </tc>
+        <tc>
+          <tcPr>
+            <tcW type="dxa" w="2160"/>
+          </tcPr>
+          <p>
+            <r>
+              <t>Use case</t>
+            </r>
+          </p>
+        </tc>
+      </tr>
+      <tr>
+        <tc>
+          <tcPr>
+            <tcW type="dxa" w="2160"/>
+          </tcPr>
+          <p>
+            <r>
+              <t>nrn (default)</t>
+            </r>
+          </p>
+        </tc>
+        <tc>
+          <tcPr>
+            <tcW type="dxa" w="2160"/>
+          </tcPr>
+          <p>
+            <r>
+              <t>use-nrn</t>
+            </r>
+          </p>
+        </tc>
+        <tc>
+          <tcPr>
+            <tcW type="dxa" w="2160"/>
+          </tcPr>
+          <p>
+            <r>
+              <t>NEURON 8.2.6, mpi4py</t>
+            </r>
+          </p>
+        </tc>
+        <tc>
+          <tcPr>
+            <tcW type="dxa" w="2160"/>
+          </tcPr>
+          <p>
+            <r>
+              <t>NEURON simulations</t>
+            </r>
+          </p>
+        </tc>
+      </tr>
+      <tr>
+        <tc>
+          <tcPr>
+            <tcW type="dxa" w="2160"/>
+          </tcPr>
+          <p>
+            <r>
+              <t>bsb</t>
+            </r>
+          </p>
+        </tc>
+        <tc>
+          <tcPr>
+            <tcW type="dxa" w="2160"/>
+          </tcPr>
+          <p>
+            <r>
+              <t>use-bsb</t>
+            </r>
+          </p>
+        </tc>
+        <tc>
+          <tcPr>
+            <tcW type="dxa" w="2160"/>
+          </tcPr>
+          <p>
+            <r>
+              <t>BSB (next branch), NEST 3.8, JupyterLab, cerebellar-models, mpi4py</t>
+            </r>
+          </p>
+        </tc>
+        <tc>
+          <tcPr>
+            <tcW type="dxa" w="2160"/>
+          </tcPr>
+          <p>
+            <r>
+              <t>BSB + NEST + cerebellar-models workflows</t>
+            </r>
+          </p>
+        </tc>
+      </tr>
+      <tr>
+        <tc>
+          <tcPr>
+            <tcW type="dxa" w="2160"/>
+          </tcPr>
+          <p>
+            <r>
+              <t>mfm</t>
+            </r>
+          </p>
+        </tc>
+        <tc>
+          <tcPr>
+            <tcW type="dxa" w="2160"/>
+          </tcPr>
+          <p>
+            <r>
+              <t>use-mfm</t>
+            </r>
+          </p>
+        </tc>
+        <tc>
+          <tcPr>
+            <tcW type="dxa" w="2160"/>
+          </tcPr>
+          <p>
+            <r>
+              <t>BSB, NEST 3.8, JupyterLab, cerebellar-models, mpi4py</t>
+            </r>
+          </p>
+        </tc>
+        <tc>
+          <tcPr>
+            <tcW type="dxa" w="2160"/>
+          </tcPr>
+          <p>
+            <r>
+              <t>Mean-field / cerebellar models with NEST</t>
+            </r>
+          </p>
+        </tc>
+      </tr>
+    </tbl>
+    <p/>
+    <p>
+      <r>
+        <t>The workspace/ folder is shared between your computer and the container — files you save there persist across container restarts and rebuilds.</t>
+      </r>
+    </p>
+    <p>
+      <pPr>
+        <pStyle val="Heading1"/>
+      </pPr>
+      <r>
+        <t>2. Installing Docker Desktop</t>
+      </r>
+    </p>
+    <p>
+      <pPr>
+        <pStyle val="Heading2"/>
+      </pPr>
+      <r>
+        <t>System requirements</t>
+      </r>
+    </p>
+    <p>
+      <r>
+        <t>macOS 12+ or Windows 10 (21H2+) / Windows 11. At least 4 GB RAM (8 GB recommended) and 10 GB free disk space. On Windows, hardware virtualization must be enabled in BIOS (usually on by default).</t>
+      </r>
+    </p>
+    <p>
+      <pPr>
+        <pStyle val="Heading2"/>
+      </pPr>
+      <r>
+        <t>macOS</t>
+      </r>
+    </p>
+    <p>
+      <r>
+        <t>Download Docker Desktop from https://www.docker.com/products/docker-desktop/ — choose "Mac with Apple chip" or "Mac with Intel chip" as appropriate. Open the .dmg and drag Docker to Applications. Launch it and wait for the engine to start (the menu bar icon stops animating).</t>
+      </r>
+    </p>
+    <p>
+      <pPr>
+        <pStyle val="Heading2"/>
+      </pPr>
+      <r>
+        <t>Windows</t>
+      </r>
+    </p>
+    <p>
+      <r>
+        <t>Download Docker Desktop from https://www.docker.com/products/docker-desktop/. Run the installer and ensure "Use WSL 2 instead of Hyper-V" is checked. If WSL 2 is not installed, open PowerShell as Administrator and run:</t>
+      </r>
+    </p>
+    <p>
+      <pPr>
+        <pStyle val="CodeBlock"/>
+      </pPr>
+      <r>
+        <t>wsl --install</t>
+      </r>
+    </p>
+    <p>
+      <r>
+        <t>Restart your computer, then launch Docker Desktop from the Start menu.</t>
+      </r>
+    </p>
+    <p>
+      <pPr>
+        <pStyle val="Heading2"/>
+      </pPr>
+      <r>
+        <t>Verify</t>
+      </r>
+    </p>
+    <p>
+      <r>
+        <t>Open a terminal (Terminal on macOS, PowerShell on Windows) and run:</t>
+      </r>
+    </p>
+    <p>
+      <pPr>
+        <pStyle val="CodeBlock"/>
+      </pPr>
+      <r>
+        <t>docker --version</t>
+      </r>
+    </p>
+    <p>
+      <r>
+        <rPr>
+          <b/>
+          <color val="CC6600"/>
+        </rPr>
+        <t xml:space="preserve">Note: </t>
+      </r>
+      <r>
+        <t>Docker Desktop must be running whenever you use the environment. Enable auto-start in Docker Desktop &gt; Settings &gt; General.</t>
+      </r>
+    </p>
+    <p>
+      <pPr>
+        <pStyle val="Heading1"/>
+      </pPr>
+      <r>
+        <t>3. Setting Up the Environment</t>
+      </r>
+    </p>
+    <p>
+      <r>
+        <t>Copy the EITN folder to a convenient location (e.g. your home folder). Open a terminal in that folder:</t>
+      </r>
+    </p>
+    <p>
+      <pPr>
+        <pStyle val="ListBullet"/>
+      </pPr>
+      <r>
+        <t>macOS: open Terminal, type cd, drag the EITN folder into the window, press Enter.</t>
+      </r>
+    </p>
+    <p>
+      <pPr>
+        <pStyle val="ListBullet"/>
+      </pPr>
+      <r>
+        <t>Windows: open the EITN folder in Explorer, click the address bar, type powershell, press Enter.</t>
+      </r>
+    </p>
+    <p/>
+    <p>
+      <pPr>
+        <pStyle val="Heading2"/>
+      </pPr>
+      <r>
+        <t>Option A: Load the pre-built image (recommended)</t>
+      </r>
+    </p>
+    <p>
+      <r>
+        <t>A pre-built image is provided as eitn-devenv.tar.gz (~1.2 GB). This skips the build step entirely.</t>
+      </r>
+    </p>
+    <p>
+      <pPr>
+        <pStyle val="CodeBlock"/>
+      </pPr>
+      <r>
+        <t>docker load -i eitn-devenv.tar.gz</t>
+      </r>
+    </p>
+    <p>
+      <pPr>
+        <pStyle val="Heading2"/>
+      </pPr>
+      <r>
+        <t>Option B: Build from source</t>
+      </r>
+    </p>
+    <p>
+      <r>
+        <t>If you prefer to build the image yourself (or if the .tar.gz file is not available), run the following command. This takes 15–30 minutes:</t>
+      </r>
+    </p>
+    <p>
+      <pPr>
+        <pStyle val="CodeBlock"/>
+      </pPr>
+      <r>
+        <t>docker compose build</t>
+      </r>
+    </p>
+    <p>
+      <pPr>
+        <pStyle val="Heading2"/>
+      </pPr>
+      <r>
+        <t>Start and connect</t>
+      </r>
+    </p>
+    <p>
+      <r>
+        <t>After either option, start the container and open a shell:</t>
+      </r>
+    </p>
+    <p>
+      <pPr>
+        <pStyle val="CodeBlock"/>
+      </pPr>
+      <r>
+        <t>docker compose up -d</t>
+      </r>
+    </p>
+    <p>
+      <pPr>
+        <pStyle val="CodeBlock"/>
+      </pPr>
+      <r>
+        <t>docker exec -it eitn-devenv bash</t>
+      </r>
+    </p>
+    <p>
+      <r>
+        <t>You are now inside the container as user "dev" in the /workspace directory. Files in /workspace are shared with the workspace/ folder on your computer.</t>
+      </r>
+    </p>
+    <p>
+      <pPr>
+        <pStyle val="Heading1"/>
+      </pPr>
+      <r>
+        <t>4. Virtual Environments</t>
+      </r>
+    </p>
+    <p>
+      <r>
+        <t>On login the nrn environment is active by default. Switch environments by typing the corresponding alias:</t>
+      </r>
+    </p>
+    <p>
+      <pPr>
+        <pStyle val="Heading2"/>
+      </pPr>
+      <r>
+        <t>nrn — NEURON 8.2.6</t>
+      </r>
+    </p>
+    <p>
+      <pPr>
+        <pStyle val="CodeBlock"/>
+      </pPr>
+      <r>
+        <t>use-nrn</t>
+      </r>
+    </p>
+    <tbl>
+      <tblPr>
+        <tblStyle val="LightShading-Accent1"/>
+        <tblW type="auto" w="0"/>
+        <tblLook firstColumn="1" firstRow="1" lastColumn="0" lastRow="0" noHBand="0" noVBand="1" val="04A0"/>
+      </tblPr>
+      <tblGrid>
+        <gridCol w="4320"/>
+        <gridCol w="4320"/>
+      </tblGrid>
+      <tr>
+        <tc>
+          <tcPr>
+            <tcW type="dxa" w="4320"/>
+          </tcPr>
+          <p>
+            <r>
+              <t>Package</t>
+            </r>
+          </p>
+        </tc>
+        <tc>
+          <tcPr>
+            <tcW type="dxa" w="4320"/>
+          </tcPr>
+          <p>
+            <r>
+              <t>Version</t>
+            </r>
+          </p>
+        </tc>
+      </tr>
+      <tr>
+        <tc>
+          <tcPr>
+            <tcW type="dxa" w="4320"/>
+          </tcPr>
+          <p>
+            <r>
+              <t>NEURON</t>
+            </r>
+          </p>
+        </tc>
+        <tc>
+          <tcPr>
+            <tcW type="dxa" w="4320"/>
+          </tcPr>
+          <p>
+            <r>
+              <t>8.2.6</t>
+            </r>
+          </p>
+        </tc>
+      </tr>
+      <tr>
+        <tc>
+          <tcPr>
+            <tcW type="dxa" w="4320"/>
+          </tcPr>
+          <p>
+            <r>
+              <t>mpi4py</t>
+            </r>
+          </p>
+        </tc>
+        <tc>
+          <tcPr>
+            <tcW type="dxa" w="4320"/>
+          </tcPr>
+          <p>
+            <r>
+              <t>4.1.2</t>
+            </r>
+          </p>
+        </tc>
+      </tr>
+      <tr>
+        <tc>
+          <tcPr>
+            <tcW type="dxa" w="4320"/>
+          </tcPr>
+          <p>
+            <r/>
+          </p>
+        </tc>
+        <tc>
+          <tcPr>
+            <tcW type="dxa" w="4320"/>
+          </tcPr>
+          <p>
+            <r/>
+          </p>
+        </tc>
+      </tr>
+    </tbl>
+    <p/>
+    <p>
+      <pPr>
+        <pStyle val="Heading2"/>
+      </pPr>
+      <r>
+        <t>bsb — BSB (next) + NEST 3.8 + Jupyter + cerebellar-models</t>
+      </r>
+    </p>
+    <p>
+      <pPr>
+        <pStyle val="CodeBlock"/>
+      </pPr>
+      <r>
+        <t>use-bsb</t>
+      </r>
+    </p>
+    <tbl>
+      <tblPr>
+        <tblStyle val="LightShading-Accent1"/>
+        <tblW type="auto" w="0"/>
+        <tblLook firstColumn="1" firstRow="1" lastColumn="0" lastRow="0" noHBand="0" noVBand="1" val="04A0"/>
+      </tblPr>
+      <tblGrid>
+        <gridCol w="4320"/>
+        <gridCol w="4320"/>
+      </tblGrid>
+      <tr>
+        <tc>
+          <tcPr>
+            <tcW type="dxa" w="4320"/>
+          </tcPr>
+          <p>
+            <r>
+              <t>Package</t>
+            </r>
+          </p>
+        </tc>
+        <tc>
+          <tcPr>
+            <tcW type="dxa" w="4320"/>
+          </tcPr>
+          <p>
+            <r>
+              <t>Version</t>
+            </r>
+          </p>
+        </tc>
+      </tr>
+      <tr>
+        <tc>
+          <tcPr>
+            <tcW type="dxa" w="4320"/>
+          </tcPr>
+          <p>
+            <r>
+              <t>BSB (Brain Scaffold Builder)</t>
+            </r>
+          </p>
+        </tc>
+        <tc>
+          <tcPr>
+            <tcW type="dxa" w="4320"/>
+          </tcPr>
+          <p>
+            <r>
+              <t>next branch</t>
+            </r>
+          </p>
+        </tc>
+      </tr>
+      <tr>
+        <tc>
+          <tcPr>
+            <tcW type="dxa" w="4320"/>
+          </tcPr>
+          <p>
+            <r>
+              <t>NEST simulator</t>
+            </r>
+          </p>
+        </tc>
+        <tc>
+          <tcPr>
+            <tcW type="dxa" w="4320"/>
+          </tcPr>
+          <p>
+            <r>
+              <t>3.8.0</t>
+            </r>
+          </p>
+        </tc>
+      </tr>
+      <tr>
+        <tc>
+          <tcPr>
+            <tcW type="dxa" w="4320"/>
+          </tcPr>
+          <p>
+            <r>
+              <t>JupyterLab</t>
+            </r>
+          </p>
+        </tc>
+        <tc>
+          <tcPr>
+            <tcW type="dxa" w="4320"/>
+          </tcPr>
+          <p>
+            <r>
+              <t>4.6.3</t>
+            </r>
+          </p>
+        </tc>
+      </tr>
+      <tr>
+        <tc>
+          <tcPr>
+            <tcW type="dxa" w="4320"/>
+          </tcPr>
+          <p>
+            <r>
+              <t>cerebellar-models</t>
+            </r>
+          </p>
+        </tc>
+        <tc>
+          <tcPr>
+            <tcW type="dxa" w="4320"/>
+          </tcPr>
+          <p>
+            <r>
+              <t>latest</t>
+            </r>
+          </p>
+        </tc>
+      </tr>
+    </tbl>
+    <p/>
+    <p>
+      <pPr>
+        <pStyle val="Heading2"/>
+      </pPr>
+      <r>
+        <t>mfm — BSB + NEST 3.8 + Jupyter + cerebellar-models</t>
+      </r>
+    </p>
+    <p>
+      <pPr>
+        <pStyle val="CodeBlock"/>
+      </pPr>
+      <r>
+        <t>use-mfm</t>
+      </r>
+    </p>
+    <tbl>
+      <tblPr>
+        <tblStyle val="LightShading-Accent1"/>
+        <tblW type="auto" w="0"/>
+        <tblLook firstColumn="1" firstRow="1" lastColumn="0" lastRow="0" noHBand="0" noVBand="1" val="04A0"/>
+      </tblPr>
+      <tblGrid>
+        <gridCol w="4320"/>
+        <gridCol w="4320"/>
+      </tblGrid>
+      <tr>
+        <tc>
+          <tcPr>
+            <tcW type="dxa" w="4320"/>
+          </tcPr>
+          <p>
+            <r>
+              <t>Package</t>
+            </r>
+          </p>
+        </tc>
+        <tc>
+          <tcPr>
+            <tcW type="dxa" w="4320"/>
+          </tcPr>
+          <p>
+            <r>
+              <t>Version</t>
+            </r>
+          </p>
+        </tc>
+      </tr>
+      <tr>
+        <tc>
+          <tcPr>
+            <tcW type="dxa" w="4320"/>
+          </tcPr>
+          <p>
+            <r>
+              <t>BSB (Brain Scaffold Builder)</t>
+            </r>
+          </p>
+        </tc>
+        <tc>
+          <tcPr>
+            <tcW type="dxa" w="4320"/>
+          </tcPr>
+          <p>
+            <r>
+              <t>7.6.0</t>
+            </r>
+          </p>
+        </tc>
+      </tr>
+      <tr>
+        <tc>
+          <tcPr>
+            <tcW type="dxa" w="4320"/>
+          </tcPr>
+          <p>
+            <r>
+              <t>NEST simulator</t>
+            </r>
+          </p>
+        </tc>
+        <tc>
+          <tcPr>
+            <tcW type="dxa" w="4320"/>
+          </tcPr>
+          <p>
+            <r>
+              <t>3.8.0</t>
+            </r>
+          </p>
+        </tc>
+      </tr>
+      <tr>
+        <tc>
+          <tcPr>
+            <tcW type="dxa" w="4320"/>
+          </tcPr>
+          <p>
+            <r>
+              <t>JupyterLab</t>
+            </r>
+          </p>
+        </tc>
+        <tc>
+          <tcPr>
+            <tcW type="dxa" w="4320"/>
+          </tcPr>
+          <p>
+            <r>
+              <t>4.6.3</t>
+            </r>
+          </p>
+        </tc>
+      </tr>
+      <tr>
+        <tc>
+          <tcPr>
+            <tcW type="dxa" w="4320"/>
+          </tcPr>
+          <p>
+            <r>
+              <t>cerebellar-models (feature/auto_mfm)</t>
+            </r>
+          </p>
+        </tc>
+        <tc>
+          <tcPr>
+            <tcW type="dxa" w="4320"/>
+          </tcPr>
+          <p>
+            <r>
+              <t>0.12.0</t>
+            </r>
+          </p>
+        </tc>
+      </tr>
+      <tr>
+        <tc>
+          <tcPr>
+            <tcW type="dxa" w="4320"/>
+          </tcPr>
+          <p>
+            <r>
+              <t>mpi4py</t>
+            </r>
+          </p>
+        </tc>
+        <tc>
+          <tcPr>
+            <tcW type="dxa" w="4320"/>
+          </tcPr>
+          <p>
+            <r>
+              <t>4.1.2</t>
+            </r>
+          </p>
+        </tc>
+      </tr>
+      <tr>
+        <tc>
+          <tcPr>
+            <tcW type="dxa" w="4320"/>
+          </tcPr>
+          <p>
+            <r/>
+          </p>
+        </tc>
+        <tc>
+          <tcPr>
+            <tcW type="dxa" w="4320"/>
+          </tcPr>
+          <p>
+            <r/>
+          </p>
+        </tc>
+      </tr>
+    </tbl>
+    <p/>
+    <p>
+      <r>
+        <t>To start JupyterLab (available in both bsb and mfm):</t>
+      </r>
+    </p>
+    <p>
+      <pPr>
+        <pStyle val="CodeBlock"/>
+      </pPr>
+      <r>
+        <t>use-bsb   # or: use-mfm</t>
+      </r>
+    </p>
+    <p>
+      <pPr>
+        <pStyle val="CodeBlock"/>
+      </pPr>
+      <r>
+        <t>jupyter lab --ip=0.0.0.0 --port=8080 --no-browser</t>
+      </r>
+    </p>
+    <p>
+      <r>
+        <rPr>
+          <sz val="22"/>
+        </rPr>
+        <t>Then open http://localhost:8080 in your browser. Copy the full URL with the token from the terminal output (it looks like http://localhost:8080/?token=abc123...). JupyterLab requires this token to authenticate — do not change the port, as 8080 is the one forwarded by Docker.</t>
+      </r>
+    </p>
+    <p>
+      <r>
+        <rPr>
+          <b/>
+          <color val="CC6600"/>
+        </rPr>
+        <t xml:space="preserve">Note: </t>
+      </r>
+      <r>
+        <t>Additional packages installed with pip inside a venv are lost if the container is rebuilt. To make them permanent, add them to the Dockerfile.</t>
+      </r>
+    </p>
+    <p>
+      <pPr>
+        <pStyle val="Heading1"/>
+      </pPr>
+      <r>
+        <t>5. Quick Reference</t>
+      </r>
+    </p>
+    <tbl>
+      <tblPr>
+        <tblStyle val="LightShading-Accent1"/>
+        <tblW type="auto" w="0"/>
+        <tblLook firstColumn="1" firstRow="1" lastColumn="0" lastRow="0" noHBand="0" noVBand="1" val="04A0"/>
+      </tblPr>
+      <tblGrid>
+        <gridCol w="4252"/>
+        <gridCol w="5102"/>
+      </tblGrid>
+      <tr>
+        <tc>
+          <tcPr>
+            <tcW type="dxa" w="4320"/>
+          </tcPr>
+          <p>
+            <r>
+              <t>Command</t>
+            </r>
+          </p>
+        </tc>
+        <tc>
+          <tcPr>
+            <tcW type="dxa" w="4320"/>
+          </tcPr>
+          <p>
+            <r>
+              <t>What it does</t>
+            </r>
+          </p>
+        </tc>
+      </tr>
+      <tr>
+        <tc>
+          <tcPr>
+            <tcW type="dxa" w="4320"/>
+          </tcPr>
+          <p>
+            <r>
+              <t>docker compose up -d</t>
+            </r>
+          </p>
+        </tc>
+        <tc>
+          <tcPr>
+            <tcW type="dxa" w="4320"/>
+          </tcPr>
+          <p>
+            <r>
+              <t>Start the container</t>
+            </r>
+          </p>
+        </tc>
+      </tr>
+      <tr>
+        <tc>
+          <tcPr>
+            <tcW type="dxa" w="4320"/>
+          </tcPr>
+          <p>
+            <r>
+              <t>docker exec -it eitn-devenv bash</t>
+            </r>
+          </p>
+        </tc>
+        <tc>
+          <tcPr>
+            <tcW type="dxa" w="4320"/>
+          </tcPr>
+          <p>
+            <r>
+              <t>Open a shell</t>
+            </r>
+          </p>
+        </tc>
+      </tr>
+      <tr>
+        <tc>
+          <tcPr>
+            <tcW type="dxa" w="4320"/>
+          </tcPr>
+          <p>
+            <r>
+              <t>docker compose stop</t>
+            </r>
+          </p>
+        </tc>
+        <tc>
+          <tcPr>
+            <tcW type="dxa" w="4320"/>
+          </tcPr>
+          <p>
+            <r>
+              <t>Stop (preserves data)</t>
+            </r>
+          </p>
+        </tc>
+      </tr>
+      <tr>
+        <tc>
+          <tcPr>
+            <tcW type="dxa" w="4320"/>
+          </tcPr>
+          <p>
+            <r>
+              <t>docker compose start</t>
+            </r>
+          </p>
+        </tc>
+        <tc>
+          <tcPr>
+            <tcW type="dxa" w="4320"/>
+          </tcPr>
+          <p>
+            <r>
+              <t>Restart a stopped container</t>
+            </r>
+          </p>
+        </tc>
+      </tr>
+      <tr>
+        <tc>
+          <tcPr>
+            <tcW type="dxa" w="4320"/>
+          </tcPr>
+          <p>
+            <r>
+              <t>docker compose down</t>
+            </r>
+          </p>
+        </tc>
+        <tc>
+          <tcPr>
+            <tcW type="dxa" w="4320"/>
+          </tcPr>
+          <p>
+            <r>
+              <t>Remove container (workspace kept)</t>
+            </r>
+          </p>
+        </tc>
+      </tr>
+      <tr>
+        <tc>
+          <tcPr>
+            <tcW type="dxa" w="4320"/>
+          </tcPr>
+          <p>
+            <r>
+              <t>docker compose build --no-cache</t>
+            </r>
+          </p>
+        </tc>
+        <tc>
+          <tcPr>
+            <tcW type="dxa" w="4320"/>
+          </tcPr>
+          <p>
+            <r>
+              <t>Full rebuild from scratch</t>
+            </r>
+          </p>
+        </tc>
+      </tr>
+      <tr>
+        <tc>
+          <tcPr>
+            <tcW type="dxa" w="4320"/>
+          </tcPr>
+          <p>
+            <r>
+              <t>exit  (or Ctrl+D)</t>
+            </r>
+          </p>
+        </tc>
+        <tc>
+          <tcPr>
+            <tcW type="dxa" w="4320"/>
+          </tcPr>
+          <p>
+            <r>
+              <t>Leave the shell (container keeps running)</t>
+            </r>
+          </p>
+        </tc>
+      </tr>
+    </tbl>
+    <p/>
+    <p>
+      <r>
+        <t>You can open multiple shells simultaneously — just run docker exec -it eitn-devenv bash in additional terminal windows.</t>
+      </r>
+    </p>
+    <p>
+      <pPr>
+        <pStyle val="Heading1"/>
+      </pPr>
+      <r>
+        <t>6. Troubleshooting</t>
+      </r>
+    </p>
+    <p>
+      <r>
+        <rPr>
+          <b/>
+        </rPr>
+        <t>"docker" not found</t>
+      </r>
+    </p>
+    <p>
+      <r>
+        <t>Make sure Docker Desktop is installed and running. On Windows, restart your terminal.</t>
+      </r>
+    </p>
+    <p>
+      <r>
+        <rPr>
+          <b/>
+        </rPr>
+        <t>Docker Desktop won’t start (Windows)</t>
+      </r>
+    </p>
+    <p>
+      <r>
+        <t>Verify virtualization is enabled in BIOS. Run "wsl --update" in an admin PowerShell.</t>
+      </r>
+    </p>
+    <p>
+      <r>
+        <rPr>
+          <b/>
+        </rPr>
+        <t>Build is slow</t>
+      </r>
+    </p>
+    <p>
+      <r>
+        <t>The first build downloads and compiles many packages (15–30 min). Subsequent builds are cached.</t>
+      </r>
+    </p>
+    <p>
+      <r>
+        <rPr>
+          <b/>
+        </rPr>
+        <t>Files not visible in the container</t>
+      </r>
+    </p>
+    <p>
+      <r>
+        <t>Only files in the workspace/ folder are shared. Save your work there.</t>
+      </r>
+    </p>
+    <p>
+      <r>
+        <rPr>
+          <b/>
+        </rPr>
+        <t>Container stopped</t>
+      </r>
+    </p>
+    <p>
+      <r>
+        <t>Run "docker compose up -d" to restart. Check logs with "docker compose logs".</t>
+      </r>
+    </p>
+    <p>
+      <r>
+        <rPr>
+          <b/>
+        </rPr>
+        <t>Port already in use</t>
+      </r>
+    </p>
+    <p>
+      <r>
+        <t>Edit docker-compose.yml to change the host port (e.g. "9090:8080").</t>
+      </r>
+    </p>
+    <sectPr rsidR="00FC693F" rsidRPr="0006063C" rsidSect="00034616">
+      <pgSz w="12240" h="15840"/>
+      <pgMar top="1440" right="1800" bottom="1440" left="1800" header="720" footer="720" gutter="0"/>
+      <cols space="720"/>
+      <docGrid linePitch="360"/>
+    </sectPr>
+  </body>
+</document>
 </file>
 
 <file path=word/numbering.xml><?xml version="1.0" encoding="utf-8"?>

--- a/Docker/EITN/EITN_Setup_Guide.docx
+++ b/Docker/EITN/EITN_Setup_Guide.docx
@@ -38,7 +38,7 @@
         <w:jc w:val="center"/>
       </w:pPr>
       <w:r>
-        <w:t>for macOS and Windows users</w:t>
+        <w:t>for macOS, Windows and Linux users</w:t>
       </w:r>
     </w:p>
     <w:p>
@@ -414,6 +414,133 @@
     </w:p>
     <w:p>
       <w:pPr>
+        <w:pStyle w:val="Titolo2"/>
+      </w:pPr>
+      <w:r>
+        <w:t>Linux (Ubuntu / Fedora)</w:t>
+      </w:r>
+    </w:p>
+    <w:p>
+      <w:pPr/>
+      <w:r>
+        <w:t>Linux does not need Docker Desktop — install the Docker Engine directly.</w:t>
+      </w:r>
+    </w:p>
+    <w:p>
+      <w:pPr>
+        <w:pStyle w:val="Titolo3"/>
+      </w:pPr>
+      <w:r>
+        <w:t>Ubuntu</w:t>
+      </w:r>
+    </w:p>
+    <w:p>
+      <w:pPr>
+        <w:pStyle w:val="CodeBlock"/>
+      </w:pPr>
+      <w:r>
+        <w:t># Remove any pre-installed Docker snap or apt packages</w:t>
+        <w:br/>
+        <w:t>sudo snap remove docker 2&gt;/dev/null || true</w:t>
+        <w:br/>
+        <w:t>sudo apt-get remove -y docker.io docker-doc \</w:t>
+        <w:br/>
+        <w:t xml:space="preserve">  docker-compose podman-docker containerd runc 2&gt;/dev/null || true</w:t>
+        <w:br/>
+        <w:br/>
+        <w:t>sudo apt-get update</w:t>
+        <w:br/>
+        <w:t>sudo apt-get install -y ca-certificates curl</w:t>
+        <w:br/>
+        <w:t>sudo install -m 0755 -d /etc/apt/keyrings</w:t>
+        <w:br/>
+        <w:t>sudo curl -fsSL https://download.docker.com/linux/ubuntu/gpg \</w:t>
+        <w:br/>
+        <w:t xml:space="preserve">  -o /etc/apt/keyrings/docker.asc</w:t>
+        <w:br/>
+        <w:t>sudo chmod a+r /etc/apt/keyrings/docker.asc</w:t>
+        <w:br/>
+        <w:t>echo "deb [arch=$(dpkg --print-architecture) \</w:t>
+        <w:br/>
+        <w:t xml:space="preserve">  signed-by=/etc/apt/keyrings/docker.asc] \</w:t>
+        <w:br/>
+        <w:t xml:space="preserve">  https://download.docker.com/linux/ubuntu \</w:t>
+        <w:br/>
+        <w:t xml:space="preserve">  $(. /etc/os-release &amp;&amp; echo $VERSION_CODENAME) stable" \</w:t>
+        <w:br/>
+        <w:t xml:space="preserve">  | sudo tee /etc/apt/sources.list.d/docker.list &gt; /dev/null</w:t>
+        <w:br/>
+        <w:t>sudo apt-get update</w:t>
+        <w:br/>
+        <w:t>sudo apt-get install -y docker-ce docker-ce-cli \</w:t>
+        <w:br/>
+        <w:t xml:space="preserve">  containerd.io docker-compose-plugin</w:t>
+      </w:r>
+    </w:p>
+    <w:p>
+      <w:pPr>
+        <w:pStyle w:val="Titolo3"/>
+      </w:pPr>
+      <w:r>
+        <w:t>Fedora</w:t>
+      </w:r>
+    </w:p>
+    <w:p>
+      <w:pPr>
+        <w:pStyle w:val="CodeBlock"/>
+      </w:pPr>
+      <w:r>
+        <w:t>sudo dnf -y install dnf-plugins-core</w:t>
+        <w:br/>
+        <w:t>sudo dnf config-manager --add-repo \</w:t>
+        <w:br/>
+        <w:t xml:space="preserve">  https://download.docker.com/linux/fedora/docker-ce.repo</w:t>
+        <w:br/>
+        <w:t>sudo dnf install -y docker-ce docker-ce-cli \</w:t>
+        <w:br/>
+        <w:t xml:space="preserve">  containerd.io docker-compose-plugin</w:t>
+        <w:br/>
+        <w:t>sudo systemctl enable --now docker</w:t>
+      </w:r>
+    </w:p>
+    <w:p>
+      <w:pPr>
+        <w:pStyle w:val="Titolo3"/>
+      </w:pPr>
+      <w:r>
+        <w:t>Allow your user to run Docker</w:t>
+      </w:r>
+    </w:p>
+    <w:p>
+      <w:pPr/>
+      <w:r>
+        <w:t>By default only root can use Docker. Add your user to the docker group so you can run commands without sudo:</w:t>
+      </w:r>
+    </w:p>
+    <w:p>
+      <w:pPr>
+        <w:pStyle w:val="CodeBlock"/>
+      </w:pPr>
+      <w:r>
+        <w:t>sudo usermod -aG docker $USER</w:t>
+      </w:r>
+    </w:p>
+    <w:p>
+      <w:pPr/>
+      <w:r>
+        <w:t>Log out and back in (or run newgrp docker) for the change to take effect. Verify with:</w:t>
+      </w:r>
+    </w:p>
+    <w:p>
+      <w:pPr>
+        <w:pStyle w:val="CodeBlock"/>
+      </w:pPr>
+      <w:r>
+        <w:t>docker run hello-world</w:t>
+      </w:r>
+    </w:p>
+    <w:p>
+      <w:pPr>
         <w:pStyle w:val="Titolo1"/>
       </w:pPr>
       <w:r>
@@ -439,6 +566,14 @@
       </w:pPr>
       <w:r>
         <w:t>Windows: open the EITN folder in Explorer, click the address bar, type powershell, press Enter.</w:t>
+      </w:r>
+    </w:p>
+    <w:p>
+      <w:pPr>
+        <w:pStyle w:val="Puntoelenco"/>
+      </w:pPr>
+      <w:r>
+        <w:t>Linux: open a terminal and cd into the EITN folder.</w:t>
       </w:r>
     </w:p>
     <w:p/>
@@ -467,6 +602,12 @@
       </w:r>
     </w:p>
     <w:p>
+      <w:pPr/>
+      <w:r>
+        <w:t>The pre-built image is x86-64 (Intel/AMD). On Apple-silicon Macs it runs under Rosetta emulation. For native ARM performance, use Option B with PLATFORM=linux/arm64 instead.</w:t>
+      </w:r>
+    </w:p>
+    <w:p>
       <w:pPr>
         <w:pStyle w:val="Titolo2"/>
       </w:pPr>
@@ -488,6 +629,26 @@
       </w:pPr>
       <w:r>
         <w:t>docker compose build</w:t>
+      </w:r>
+    </w:p>
+    <w:p>
+      <w:pPr/>
+      <w:r>
+        <w:t>On a Mac with Apple silicon (M1/M2/M3/M4), build the ARM image instead:</w:t>
+      </w:r>
+    </w:p>
+    <w:p>
+      <w:pPr>
+        <w:pStyle w:val="CodeBlock"/>
+      </w:pPr>
+      <w:r>
+        <w:t>PLATFORM=linux/arm64 docker compose build</w:t>
+      </w:r>
+    </w:p>
+    <w:p>
+      <w:pPr/>
+      <w:r>
+        <w:t>The pre-built .tar.gz image is x86-64. Apple-silicon Macs can run it under Rosetta emulation, but building natively for ARM is faster at runtime.</w:t>
       </w:r>
     </w:p>
     <w:p>

--- a/Docker/EITN/EITN_Setup_Guide.docx
+++ b/Docker/EITN/EITN_Setup_Guide.docx
@@ -604,7 +604,7 @@
     <w:p>
       <w:pPr/>
       <w:r>
-        <w:t>The pre-built image is x86-64 (Intel/AMD). On Apple-silicon Macs it runs under Rosetta emulation. For native ARM performance, use Option B with PLATFORM=linux/arm64 instead.</w:t>
+        <w:t>The pre-built image is x86-64 (Intel/AMD). On Apple-silicon Macs it runs under Rosetta emulation. For native ARM performance, use Option B instead.</w:t>
       </w:r>
     </w:p>
     <w:p>
@@ -634,21 +634,7 @@
     <w:p>
       <w:pPr/>
       <w:r>
-        <w:t>On a Mac with Apple silicon (M1/M2/M3/M4), build the ARM image instead:</w:t>
-      </w:r>
-    </w:p>
-    <w:p>
-      <w:pPr>
-        <w:pStyle w:val="CodeBlock"/>
-      </w:pPr>
-      <w:r>
-        <w:t>PLATFORM=linux/arm64 docker compose build</w:t>
-      </w:r>
-    </w:p>
-    <w:p>
-      <w:pPr/>
-      <w:r>
-        <w:t>The pre-built .tar.gz image is x86-64. Apple-silicon Macs can run it under Rosetta emulation, but building natively for ARM is faster at runtime.</w:t>
+        <w:t>The build automatically detects your platform (x86-64 or ARM). No extra flags are needed — Apple-silicon Macs get a native ARM image.</w:t>
       </w:r>
     </w:p>
     <w:p>
